--- a/HANDOFF.docx
+++ b/HANDOFF.docx
@@ -7,21 +7,12 @@
         <w:pStyle w:val="Title"/>
       </w:pPr>
       <w:r>
-        <w:t>인수인계 (HANDOFF) — PPT → Notion 매뉴얼 변환 파이프라인</w:t>
+        <w:t>인수인계 문서 — PPT → Notion 매뉴얼 변환 파이프라인</w:t>
       </w:r>
     </w:p>
     <w:p>
       <w:r>
-        <w:t xml:space="preserve">새 담당자는 </w:t>
-      </w:r>
-      <w:r>
-        <w:rPr>
-          <w:b/>
-        </w:rPr>
-        <w:t>이 문서 하나만</w:t>
-      </w:r>
-      <w:r>
-        <w:t xml:space="preserve"> 따라오면 클론 → 로컬 실행 → 배포 → 발행까지 됩니다.</w:t>
+        <w:t>본 문서는 프로젝트를 넘겨받는 담당자가 저장소 복제부터 로컬 실행, 외부 서비스 구성, 배포까지 수행하는 데 필요한 정보를 정리한다.</w:t>
       </w:r>
     </w:p>
     <w:p>
@@ -32,25 +23,7 @@
         <w:rPr>
           <w:i/>
         </w:rPr>
-        <w:t xml:space="preserve">⚠️ </w:t>
-      </w:r>
-      <w:r>
-        <w:rPr>
-          <w:b/>
-          <w:i/>
-        </w:rPr>
-        <w:t>시크릿(API 키·서비스롤 키·Notion 토큰·R2 키)은 이 문서·깃·메신저에 절대 넣지 않습니다.</w:t>
-      </w:r>
-    </w:p>
-    <w:p>
-      <w:pPr>
-        <w:ind w:left="288"/>
-      </w:pPr>
-      <w:r>
-        <w:rPr>
-          <w:i/>
-        </w:rPr>
-        <w:t>값은 각 서비스 대시보드 또는 Railway 변수에만 둡니다. 노출되면 즉시 로테이션(재발급)하세요.</w:t>
+        <w:t>보안: API 키·서비스 롤 키·Notion 토큰·R2 키 등 모든 시크릿은 저장소·문서·메신저에 포함하지 않는다. 값은 각 서비스 대시보드와 Railway 환경변수에만 보관하며, 노출 시 즉시 재발급(rotate)한다.</w:t>
       </w:r>
     </w:p>
     <w:p/>
@@ -59,7 +32,17 @@
         <w:pStyle w:val="Heading1"/>
       </w:pPr>
       <w:r>
-        <w:t>0. 5분 요약 (무엇을 넘겨받는가)</w:t>
+        <w:t>1. 시스템 개요</w:t>
+      </w:r>
+    </w:p>
+    <w:p>
+      <w:r>
+        <w:t>PPT 매뉴얼 파일을 입력받아 슬라이드를 구조화하고, 좌측 이미지 영역을 크롭·가공하여 Notion 페이지로 발행하는 단방향 변환 파이프라인이다.</w:t>
+      </w:r>
+    </w:p>
+    <w:p>
+      <w:r>
+        <w:t>구성 요소:</w:t>
       </w:r>
     </w:p>
     <w:p>
@@ -71,10 +54,10 @@
         <w:rPr>
           <w:b/>
         </w:rPr>
-        <w:t>웹(Next.js)</w:t>
+        <w:t>웹 애플리케이션 (Next.js App Router)</w:t>
       </w:r>
       <w:r>
-        <w:t>: PPT 업로드 → 변환 job 큐잉 → 검수/발행 UI.</w:t>
+        <w:t>: PPT 업로드 접수, 변환 작업 큐 등록, 변환 결과 검수 및 발행 UI 제공.</w:t>
       </w:r>
     </w:p>
     <w:p>
@@ -86,10 +69,10 @@
         <w:rPr>
           <w:b/>
         </w:rPr>
-        <w:t>워커(별도 프로세스)</w:t>
+        <w:t>변환 워커 (Node 프로세스, `scripts/worker/poll-loop.mjs`)</w:t>
       </w:r>
       <w:r>
-        <w:t>: 큐를 폴링해 무거운 변환 수행(LibreOffice로 PPT→PDF→PNG 렌더, 크롭·베이크, 적재).</w:t>
+        <w:t>: 큐를 폴링하여 변환을 수행한다. LibreOffice(`soffice`)로 PPT를 PDF로 렌더링하고, Poppler(`pdftoppm`)로 페이지를 PNG로 변환하며, `sharp`로 이미지 크롭·가공 후 저장소와 DB에 적재한다.</w:t>
       </w:r>
     </w:p>
     <w:p>
@@ -101,10 +84,73 @@
         <w:rPr>
           <w:b/>
         </w:rPr>
-        <w:t>저장소 4곳</w:t>
+        <w:t>저장소</w:t>
       </w:r>
       <w:r>
-        <w:t>: GitHub(코드) · Supabase(Postgres+메타) · R2(원본 PPT·이미지 파일) · Notion(발행 대상).</w:t>
+        <w:t>: GitHub(소스 코드), Supabase(Postgres — 메타데이터 및 작업 큐), Cloudflare R2(원본 PPT 및 변환 이미지 파일), Notion(발행 결과물).</w:t>
+      </w:r>
+    </w:p>
+    <w:p>
+      <w:r>
+        <w:t>운영 환경에서는 웹과 워커를 하나의 컨테이너에서 함께 실행한다(`scripts/start.sh`).</w:t>
+      </w:r>
+    </w:p>
+    <w:p/>
+    <w:p>
+      <w:pPr>
+        <w:pStyle w:val="Heading1"/>
+      </w:pPr>
+      <w:r>
+        <w:t>2. 저장소 및 접근 권한</w:t>
+      </w:r>
+    </w:p>
+    <w:p>
+      <w:pPr>
+        <w:pStyle w:val="ListBullet"/>
+        <w:ind w:left="360"/>
+      </w:pPr>
+      <w:r>
+        <w:t>저장소: `https://github.com/sungbinhwang-beaverworks/notion_manual_pipeline` (</w:t>
+      </w:r>
+      <w:r>
+        <w:rPr>
+          <w:b/>
+        </w:rPr>
+        <w:t>공개(public)</w:t>
+      </w:r>
+      <w:r>
+        <w:t>, 기본 브랜치 `main`)</w:t>
+      </w:r>
+    </w:p>
+    <w:p>
+      <w:pPr>
+        <w:pStyle w:val="ListBullet"/>
+        <w:ind w:left="360"/>
+      </w:pPr>
+      <w:r>
+        <w:t xml:space="preserve">공개 저장소이므로 </w:t>
+      </w:r>
+      <w:r>
+        <w:rPr>
+          <w:b/>
+        </w:rPr>
+        <w:t>복제는 초대 없이 가능</w:t>
+      </w:r>
+      <w:r>
+        <w:t>하다.</w:t>
+      </w:r>
+    </w:p>
+    <w:p>
+      <w:pPr>
+        <w:shd w:val="clear" w:color="auto" w:fill="F2F2F2"/>
+        <w:ind w:left="216"/>
+      </w:pPr>
+      <w:r>
+        <w:rPr>
+          <w:rFonts w:ascii="Consolas" w:hAnsi="Consolas"/>
+          <w:sz w:val="18"/>
+        </w:rPr>
+        <w:t xml:space="preserve">  git clone https://github.com/sungbinhwang-beaverworks/notion_manual_pipeline.git</w:t>
       </w:r>
     </w:p>
     <w:p>
@@ -116,33 +162,15 @@
         <w:rPr>
           <w:b/>
         </w:rPr>
-        <w:t>배포</w:t>
+        <w:t>원본 저장소에 직접 push 하려면 쓰기 권한이 필요</w:t>
       </w:r>
       <w:r>
-        <w:t>: `main` 브랜치에 push → Railway 가 Docker 로 자동 빌드·배포(웹+워커 한 컨테이너).</w:t>
+        <w:t>하다(공개 상태만으로는 읽기·복제만 허용). 쓰기 권한 부여는 저장소 Settings → Collaborators 에서 초대한다. 권한이 없는 경우 포크(fork) 후 Pull Request 로 반영한다.</w:t>
       </w:r>
     </w:p>
     <w:p>
       <w:r>
-        <w:t xml:space="preserve">넘겨받을 것 = 키 파일이 아니라 </w:t>
-      </w:r>
-      <w:r>
-        <w:rPr>
-          <w:b/>
-        </w:rPr>
-        <w:t>4개 서비스의 멤버 초대 + 각자 자기 키를 대시보드에서 발급</w:t>
-      </w:r>
-      <w:r>
-        <w:t>.</w:t>
-      </w:r>
-    </w:p>
-    <w:p/>
-    <w:p>
-      <w:pPr>
-        <w:pStyle w:val="Heading1"/>
-      </w:pPr>
-      <w:r>
-        <w:t>1. 접근 받기 (초대)</w:t>
+        <w:t>접근이 필요한 외부 서비스:</w:t>
       </w:r>
     </w:p>
     <w:tbl>
@@ -183,7 +211,7 @@
                 <w:b/>
                 <w:sz w:val="18"/>
               </w:rPr>
-              <w:t>무엇</w:t>
+              <w:t>용도</w:t>
             </w:r>
           </w:p>
         </w:tc>
@@ -198,51 +226,7 @@
                 <w:b/>
                 <w:sz w:val="18"/>
               </w:rPr>
-              <w:t>받는 법</w:t>
-            </w:r>
-          </w:p>
-        </w:tc>
-      </w:tr>
-      <w:tr>
-        <w:tc>
-          <w:tcPr>
-            <w:tcW w:type="dxa" w:w="2880"/>
-          </w:tcPr>
-          <w:p>
-            <w:r/>
-            <w:r>
-              <w:rPr>
-                <w:sz w:val="18"/>
-              </w:rPr>
-              <w:t>GitHub</w:t>
-            </w:r>
-          </w:p>
-        </w:tc>
-        <w:tc>
-          <w:tcPr>
-            <w:tcW w:type="dxa" w:w="2880"/>
-          </w:tcPr>
-          <w:p>
-            <w:r/>
-            <w:r>
-              <w:rPr>
-                <w:sz w:val="18"/>
-              </w:rPr>
-              <w:t>코드 레포 sungbinhwang-beaverworks/notion_manual_pipeline (private, 기준 브랜치 main)</w:t>
-            </w:r>
-          </w:p>
-        </w:tc>
-        <w:tc>
-          <w:tcPr>
-            <w:tcW w:type="dxa" w:w="2880"/>
-          </w:tcPr>
-          <w:p>
-            <w:r/>
-            <w:r>
-              <w:rPr>
-                <w:sz w:val="18"/>
-              </w:rPr>
-              <w:t>아래 1-1 — 협업자(Collaborator) 초대</w:t>
+              <w:t>접근 방법</w:t>
             </w:r>
           </w:p>
         </w:tc>
@@ -272,7 +256,7 @@
               <w:rPr>
                 <w:sz w:val="18"/>
               </w:rPr>
-              <w:t>Postgres + 메타데이터 + 마이그레이션(supabase/migrations/)</w:t>
+              <w:t>Postgres(메타데이터·작업 큐)</w:t>
             </w:r>
           </w:p>
         </w:tc>
@@ -286,7 +270,7 @@
               <w:rPr>
                 <w:sz w:val="18"/>
               </w:rPr>
-              <w:t>프로젝트 Organization → Members 초대. 키는 각자 Settings→API 에서 확인</w:t>
+              <w:t>프로젝트 Organization 멤버 초대. 키는 프로젝트 Settings → API</w:t>
             </w:r>
           </w:p>
         </w:tc>
@@ -316,7 +300,7 @@
               <w:rPr>
                 <w:sz w:val="18"/>
               </w:rPr>
-              <w:t>원본 PPT·변환 이미지 오브젝트 스토리지</w:t>
+              <w:t>원본 PPT·변환 이미지 저장</w:t>
             </w:r>
           </w:p>
         </w:tc>
@@ -330,7 +314,7 @@
               <w:rPr>
                 <w:sz w:val="18"/>
               </w:rPr>
-              <w:t>아래 3장 — 계정 만들고 버킷+API토큰 발급(신규 구성 가능)</w:t>
+              <w:t>계정 및 버킷·API 토큰 구성(4.2)</w:t>
             </w:r>
           </w:p>
         </w:tc>
@@ -346,7 +330,7 @@
               <w:rPr>
                 <w:sz w:val="18"/>
               </w:rPr>
-              <w:t>Notion 통합</w:t>
+              <w:t>Notion</w:t>
             </w:r>
           </w:p>
         </w:tc>
@@ -360,7 +344,7 @@
               <w:rPr>
                 <w:sz w:val="18"/>
               </w:rPr>
-              <w:t>발행용 내부 통합 "Notion_manual" (워크스페이스 비버웍스 서비스디자인팀)</w:t>
+              <w:t>변환 결과 발행</w:t>
             </w:r>
           </w:p>
         </w:tc>
@@ -374,7 +358,7 @@
               <w:rPr>
                 <w:sz w:val="18"/>
               </w:rPr>
-              <w:t>워크스페이스 관리자에게 통합 토큰 인계 요청. 발행 대상 페이지는 이 통합에 연결돼 있어야 함</w:t>
+              <w:t>내부 통합(Integration) 토큰 및 대상 페이지 연결(4.3)</w:t>
             </w:r>
           </w:p>
         </w:tc>
@@ -404,7 +388,7 @@
               <w:rPr>
                 <w:sz w:val="18"/>
               </w:rPr>
-              <w:t>운영 배포(웹+워커). 모든 env 변수가 여기 세팅됨</w:t>
+              <w:t>운영 배포(웹+워커)</w:t>
             </w:r>
           </w:p>
         </w:tc>
@@ -418,104 +402,75 @@
               <w:rPr>
                 <w:sz w:val="18"/>
               </w:rPr>
-              <w:t>프로젝트 → Members 초대</w:t>
+              <w:t>프로젝트 멤버 초대. 운영 환경변수 전체가 여기에 설정됨</w:t>
             </w:r>
           </w:p>
         </w:tc>
       </w:tr>
     </w:tbl>
     <w:p/>
-    <w:p>
-      <w:pPr>
-        <w:pStyle w:val="Heading2"/>
-      </w:pPr>
-      <w:r>
-        <w:t>1-1. 코드를 새 담당자(예: joo9393@icloud.com)에게 공유하는 법</w:t>
-      </w:r>
-    </w:p>
-    <w:p>
-      <w:r>
-        <w:t>저장소가 private 이므로 그냥 링크로는 못 봅니다. 둘 중 하나:</w:t>
-      </w:r>
-    </w:p>
-    <w:p>
-      <w:r>
-        <w:rPr>
-          <w:b/>
-        </w:rPr>
-        <w:t>A) GitHub 협업자 초대 (권장 — pull/push 가능)</w:t>
-      </w:r>
-    </w:p>
-    <w:p>
-      <w:pPr>
-        <w:pStyle w:val="ListNumber"/>
-      </w:pPr>
-      <w:r>
-        <w:t>상대가 GitHub 계정이 있어야 합니다. 그 계정에 위 이메일이 등록돼 있거나, 상대의 GitHub 사용자명을 알아야 합니다.</w:t>
-      </w:r>
-    </w:p>
-    <w:p>
-      <w:pPr>
-        <w:pStyle w:val="ListNumber"/>
-      </w:pPr>
-      <w:r>
-        <w:t>웹: 레포 → Settings → Collaborators → Add people → 이메일(joo9393@icloud.com) 또는 사용자명 입력 → 초대. 상대가 메일 초대를 수락하면 접근됩니다.</w:t>
-      </w:r>
-    </w:p>
-    <w:p>
-      <w:pPr>
-        <w:pStyle w:val="ListNumber"/>
-      </w:pPr>
-      <w:r>
-        <w:t>또는 CLI(사용자명을 알 때):</w:t>
-      </w:r>
-    </w:p>
-    <w:p>
-      <w:r>
-        <w:t xml:space="preserve">   `gh api -X PUT repos/sungbinhwang-beaverworks/notion_manual_pipeline/collaborators/&lt;상대-github-사용자명&gt; -f permission=push`</w:t>
-      </w:r>
-    </w:p>
-    <w:p>
-      <w:r>
-        <w:t xml:space="preserve">   (이메일만으로는 CLI 초대 불가 — 웹 UI 만 이메일→계정 해석. 사용자명을 받아 넣으세요.)</w:t>
-      </w:r>
-    </w:p>
-    <w:p>
-      <w:pPr>
-        <w:pStyle w:val="ListNumber"/>
-      </w:pPr>
-      <w:r>
-        <w:t>수락 후 상대는: `git clone https://github.com/sungbinhwang-beaverworks/notion_manual_pipeline.git`</w:t>
-      </w:r>
-    </w:p>
-    <w:p>
-      <w:r>
-        <w:rPr>
-          <w:b/>
-        </w:rPr>
-        <w:t>B) 코드 사본만 전달(접근권·이력 없이)</w:t>
-      </w:r>
-      <w:r>
-        <w:t xml:space="preserve"> — 소스만:</w:t>
-      </w:r>
-    </w:p>
-    <w:p>
-      <w:r>
-        <w:t>`git archive --format=zip -o notion_manual_pipeline.zip HEAD`</w:t>
-      </w:r>
-    </w:p>
-    <w:p>
-      <w:r>
-        <w:t>생성된 zip 을 전달. (.env 는 애초에 커밋 안 돼 있어 포함되지 않음.)</w:t>
-      </w:r>
-    </w:p>
     <w:p/>
     <w:p>
       <w:pPr>
         <w:pStyle w:val="Heading1"/>
       </w:pPr>
       <w:r>
-        <w:t>2. 로컬 세팅 &amp; 실행</w:t>
+        <w:t>3. 사전 요구사항</w:t>
+      </w:r>
+    </w:p>
+    <w:p>
+      <w:r>
+        <w:t>로컬 실행에는 다음이 필요하다.</w:t>
+      </w:r>
+    </w:p>
+    <w:p>
+      <w:pPr>
+        <w:pStyle w:val="ListBullet"/>
+        <w:ind w:left="360"/>
+      </w:pPr>
+      <w:r>
+        <w:t>Node.js 22 이상, npm</w:t>
+      </w:r>
+    </w:p>
+    <w:p>
+      <w:pPr>
+        <w:pStyle w:val="ListBullet"/>
+        <w:ind w:left="360"/>
+      </w:pPr>
+      <w:r>
+        <w:t>LibreOffice (`soffice` 실행 파일) — PPT→PDF 렌더링</w:t>
+      </w:r>
+    </w:p>
+    <w:p>
+      <w:pPr>
+        <w:pStyle w:val="ListBullet"/>
+        <w:ind w:left="360"/>
+      </w:pPr>
+      <w:r>
+        <w:t>Poppler (`pdftoppm`, `pdfinfo`) — PDF→PNG 변환</w:t>
+      </w:r>
+    </w:p>
+    <w:p>
+      <w:pPr>
+        <w:pStyle w:val="ListBullet"/>
+        <w:ind w:left="360"/>
+      </w:pPr>
+      <w:r>
+        <w:t>(로컬 Supabase를 사용할 경우) Docker 및 Supabase CLI</w:t>
+      </w:r>
+    </w:p>
+    <w:p>
+      <w:pPr>
+        <w:pStyle w:val="ListBullet"/>
+        <w:ind w:left="360"/>
+      </w:pPr>
+      <w:r>
+        <w:t>한글 폰트(Pretendard 등) — 렌더링 품질 유지. macOS에는 대개 설치되어 있으며, 운영 컨테이너에는 Noto CJK·Nanum·Pretendard가 포함되어 있다.</w:t>
+      </w:r>
+    </w:p>
+    <w:p>
+      <w:r>
+        <w:t>설치 예시:</w:t>
       </w:r>
     </w:p>
     <w:p>
@@ -528,85 +483,18 @@
           <w:rFonts w:ascii="Consolas" w:hAnsi="Consolas"/>
           <w:sz w:val="18"/>
         </w:rPr>
-        <w:t># 사전: Node 22+, 그리고 변환용 시스템 바이너리</w:t>
+        <w:t># macOS</w:t>
         <w:br/>
-        <w:t>brew install libreoffice poppler        # macOS (soffice, pdftoppm, pdfinfo)</w:t>
+        <w:t>brew install libreoffice poppler</w:t>
         <w:br/>
-        <w:t>#   Ubuntu: apt-get install libreoffice-impress poppler-utils fonts-noto-cjk fonts-nanum</w:t>
+        <w:t># 로컬 Supabase를 쓸 경우</w:t>
+        <w:br/>
+        <w:t>brew install supabase/tap/supabase</w:t>
         <w:br/>
         <w:br/>
-        <w:t>git clone https://github.com/sungbinhwang-beaverworks/notion_manual_pipeline.git</w:t>
+        <w:t># Ubuntu/Debian</w:t>
         <w:br/>
-        <w:t>cd notion_manual_pipeline</w:t>
-        <w:br/>
-        <w:t>npm install</w:t>
-        <w:br/>
-        <w:t>cp .env.example .env                     # 그리고 값 채우기 (3·4장 참고)</w:t>
-        <w:br/>
-        <w:br/>
-        <w:t>npm run dev                              # 웹 (localhost:3000)</w:t>
-        <w:br/>
-        <w:t>npm run worker:poll                      # 워커 — 별도 터미널 (없으면 변환이 큐에 멈춤)</w:t>
-      </w:r>
-    </w:p>
-    <w:p>
-      <w:pPr>
-        <w:pStyle w:val="ListBullet"/>
-        <w:ind w:left="360"/>
-      </w:pPr>
-      <w:r>
-        <w:t>웹만 켜면 변환이 안 됩니다. 변환은 워커가 처리 → 로컬 테스트 시 worker:poll 을 반드시 같이 띄웁니다.</w:t>
-      </w:r>
-    </w:p>
-    <w:p>
-      <w:pPr>
-        <w:pStyle w:val="ListBullet"/>
-        <w:ind w:left="360"/>
-      </w:pPr>
-      <w:r>
-        <w:t>워커 코드(scripts/worker/*)를 고치면 워커를 재시작해야 반영됩니다(실행 중 프로세스는 옛 코드를 메모리에 물고 있음).</w:t>
-      </w:r>
-    </w:p>
-    <w:p>
-      <w:pPr>
-        <w:pStyle w:val="ListBullet"/>
-        <w:ind w:left="360"/>
-      </w:pPr>
-      <w:r>
-        <w:t>이미 변환한 것을 다시 확인할 땐 반드시 "새로 변환"(새 run) — 옛 산출물이 그대로 보이면 수정 전 결과입니다.</w:t>
-      </w:r>
-    </w:p>
-    <w:p>
-      <w:pPr>
-        <w:pStyle w:val="Heading2"/>
-      </w:pPr>
-      <w:r>
-        <w:t>2-1. (선택) 로컬 Supabase 스택</w:t>
-      </w:r>
-    </w:p>
-    <w:p>
-      <w:r>
-        <w:t>클라우드 대신 로컬에서 돌리려면 Docker + Supabase CLI 로:</w:t>
-      </w:r>
-    </w:p>
-    <w:p>
-      <w:pPr>
-        <w:shd w:val="clear" w:color="auto" w:fill="F2F2F2"/>
-        <w:ind w:left="216"/>
-      </w:pPr>
-      <w:r>
-        <w:rPr>
-          <w:rFonts w:ascii="Consolas" w:hAnsi="Consolas"/>
-          <w:sz w:val="18"/>
-        </w:rPr>
-        <w:t>supabase start                           # supabase/config.toml 기반, 127.0.0.1:54321</w:t>
-        <w:br/>
-        <w:t># 이때 .env 의 SUPABASE 값을 supabase start 가 출력한 로컬 값으로 교체</w:t>
-      </w:r>
-    </w:p>
-    <w:p>
-      <w:r>
-        <w:t>마이그레이션은 supabase/migrations/*.sql — 새 스키마 변경은 여기에 SQL 추가 후 적용.</w:t>
+        <w:t>apt-get install -y libreoffice-impress poppler-utils fonts-noto-cjk fonts-nanum</w:t>
       </w:r>
     </w:p>
     <w:p/>
@@ -615,12 +503,28 @@
         <w:pStyle w:val="Heading1"/>
       </w:pPr>
       <w:r>
-        <w:t>3. R2(오브젝트 스토리지) 신규 구성 — 계정부터</w:t>
+        <w:t>4. 외부 서비스 구성</w:t>
+      </w:r>
+    </w:p>
+    <w:p>
+      <w:pPr>
+        <w:pStyle w:val="Heading2"/>
+      </w:pPr>
+      <w:r>
+        <w:t>4.1 Supabase (Postgres 및 작업 큐)</w:t>
       </w:r>
     </w:p>
     <w:p>
       <w:r>
-        <w:t>원본 PPT와 변환된 이미지가 R2 에 저장됩니다. 없으면 업로드·변환이 아예 안 됩니다.</w:t>
+        <w:t>두 가지 방식 중 하나를 선택한다.</w:t>
+      </w:r>
+    </w:p>
+    <w:p>
+      <w:r>
+        <w:rPr>
+          <w:b/>
+        </w:rPr>
+        <w:t>(A) 클라우드 프로젝트</w:t>
       </w:r>
     </w:p>
     <w:p>
@@ -628,7 +532,7 @@
         <w:pStyle w:val="ListNumber"/>
       </w:pPr>
       <w:r>
-        <w:t>Cloudflare 계정 생성/로그인 → 대시보드 좌측 R2 클릭 → (최초 1회) 결제수단 등록하고 R2 활성화. (R2 는 저장용량·요청 기준 과금, 소량은 무료 티어.)</w:t>
+        <w:t>supabase.com 에서 프로젝트를 생성하거나 기존 프로젝트에 멤버로 참여한다.</w:t>
       </w:r>
     </w:p>
     <w:p>
@@ -636,7 +540,7 @@
         <w:pStyle w:val="ListNumber"/>
       </w:pPr>
       <w:r>
-        <w:t>버킷 생성: R2 → Create bucket → 이름 manual-source (다른 이름 쓰면 .env 의 R2_BUCKET 도 맞추기). 위치 Automatic.</w:t>
+        <w:t>Settings → API 에서 다음 값을 확인한다.</w:t>
       </w:r>
     </w:p>
     <w:p>
@@ -645,7 +549,25 @@
         <w:ind w:left="720"/>
       </w:pPr>
       <w:r>
-        <w:t>이 하나의 버킷 안에 &lt;taskId&gt;/source/…(원본 PPT), &lt;taskId&gt;/assets/…(크롭 이미지) 식 프리픽스로 저장됩니다. 버킷은 1개면 됩니다.</w:t>
+        <w:t>Project URL → `NEXT_PUBLIC_SUPABASE_URL`</w:t>
+      </w:r>
+    </w:p>
+    <w:p>
+      <w:pPr>
+        <w:pStyle w:val="ListBullet"/>
+        <w:ind w:left="720"/>
+      </w:pPr>
+      <w:r>
+        <w:t>`anon` public key → `NEXT_PUBLIC_SUPABASE_ANON_KEY`</w:t>
+      </w:r>
+    </w:p>
+    <w:p>
+      <w:pPr>
+        <w:pStyle w:val="ListBullet"/>
+        <w:ind w:left="720"/>
+      </w:pPr>
+      <w:r>
+        <w:t>`service_role` secret → `SUPABASE_SERVICE_ROLE_KEY` (서버·워커 전용, 비공개)</w:t>
       </w:r>
     </w:p>
     <w:p>
@@ -653,7 +575,97 @@
         <w:pStyle w:val="ListNumber"/>
       </w:pPr>
       <w:r>
-        <w:t>S3 호환 API 토큰 발급: R2 → Manage R2 API Tokens → Create API Token</w:t>
+        <w:t>스키마 적용: `supabase/migrations/` 의 SQL 파일을 번호 순서대로 SQL Editor 에서 실행한다. enum 변경(`ALTER TYPE ...`) 이 포함되므로 순서를 지킨다.</w:t>
+      </w:r>
+    </w:p>
+    <w:p>
+      <w:r>
+        <w:rPr>
+          <w:b/>
+        </w:rPr>
+        <w:t>(B) 로컬 스택 (Docker)</w:t>
+      </w:r>
+    </w:p>
+    <w:p>
+      <w:pPr>
+        <w:pStyle w:val="ListNumber"/>
+      </w:pPr>
+      <w:r>
+        <w:t>`supabase start` 실행. `supabase/config.toml` 기준으로 로컬 스택이 기동되며 마이그레이션이 자동 적용된다(기본 API 주소 `http://127.0.0.1:54321`).</w:t>
+      </w:r>
+    </w:p>
+    <w:p>
+      <w:pPr>
+        <w:pStyle w:val="ListNumber"/>
+      </w:pPr>
+      <w:r>
+        <w:t>명령 출력에 표시되는 API URL·anon key·service_role key 를 `.env` 에 기입한다.</w:t>
+      </w:r>
+    </w:p>
+    <w:p>
+      <w:pPr>
+        <w:ind w:left="288"/>
+      </w:pPr>
+      <w:r>
+        <w:rPr>
+          <w:i/>
+        </w:rPr>
+        <w:t>파일(원본 PPT·이미지)은 Supabase Storage가 아니라 R2에 저장된다. Supabase는 메타데이터와 작업 큐 용도이다.</w:t>
+      </w:r>
+    </w:p>
+    <w:p>
+      <w:pPr>
+        <w:pStyle w:val="Heading2"/>
+      </w:pPr>
+      <w:r>
+        <w:t>4.2 Cloudflare R2 (오브젝트 스토리지)</w:t>
+      </w:r>
+    </w:p>
+    <w:p>
+      <w:r>
+        <w:t>원본 PPT와 변환된 이미지가 R2에 저장된다. 미구성 시 업로드·변환이 동작하지 않는다.</w:t>
+      </w:r>
+    </w:p>
+    <w:p>
+      <w:pPr>
+        <w:pStyle w:val="ListNumber"/>
+      </w:pPr>
+      <w:r>
+        <w:rPr>
+          <w:b/>
+        </w:rPr>
+        <w:t>계정 및 R2 활성화</w:t>
+      </w:r>
+      <w:r>
+        <w:t>: Cloudflare 대시보드 → R2. 최초 1회 결제 수단을 등록하여 R2를 활성화한다.</w:t>
+      </w:r>
+    </w:p>
+    <w:p>
+      <w:pPr>
+        <w:pStyle w:val="ListNumber"/>
+      </w:pPr>
+      <w:r>
+        <w:rPr>
+          <w:b/>
+        </w:rPr>
+        <w:t>버킷 생성</w:t>
+      </w:r>
+      <w:r>
+        <w:t>: Create bucket → 이름 `manual-source`(다른 이름을 사용하면 `.env` 의 `R2_BUCKET` 을 일치시킨다). 위치는 Automatic. 하나의 버킷 안에서 `&lt;taskId&gt;/source/…`(원본 PPT), `&lt;taskId&gt;/assets/…`(변환 이미지) 형태의 키 접두사로 구분하므로 버킷은 1개면 된다.</w:t>
+      </w:r>
+    </w:p>
+    <w:p>
+      <w:pPr>
+        <w:pStyle w:val="ListNumber"/>
+      </w:pPr>
+      <w:r>
+        <w:rPr>
+          <w:b/>
+        </w:rPr>
+        <w:t>S3 호환 API 토큰 발급</w:t>
+      </w:r>
+      <w:r>
+        <w:t>: R2 → Manage R2 API Tokens → Create API Token.</w:t>
       </w:r>
     </w:p>
     <w:p>
@@ -671,7 +683,7 @@
         <w:ind w:left="720"/>
       </w:pPr>
       <w:r>
-        <w:t>특정 버킷(manual-source)으로 제한 권장.</w:t>
+        <w:t>대상 버킷을 `manual-source` 로 제한할 것을 권장.</w:t>
       </w:r>
     </w:p>
     <w:p>
@@ -680,7 +692,7 @@
         <w:ind w:left="720"/>
       </w:pPr>
       <w:r>
-        <w:t>생성하면 Access Key ID / Secret Access Key 가 한 번만 표시됨 → 안전히 보관(= .env 의 R2_ACCESS_KEY_ID / R2_SECRET_ACCESS_KEY).</w:t>
+        <w:t>발급 시 표시되는 Access Key ID / Secret Access Key 를 보관한다(각각 `R2_ACCESS_KEY_ID`, `R2_SECRET_ACCESS_KEY`). Secret 은 재확인이 불가하므로 이때 저장한다.</w:t>
       </w:r>
     </w:p>
     <w:p>
@@ -688,7 +700,13 @@
         <w:pStyle w:val="ListNumber"/>
       </w:pPr>
       <w:r>
-        <w:t>엔드포인트 확인: 토큰 페이지 또는 버킷 Settings 에 https://&lt;account-id&gt;.r2.cloudflarestorage.com 형태의 S3 API endpoint → .env 의 R2_ENDPOINT. R2_REGION 은 auto.</w:t>
+        <w:rPr>
+          <w:b/>
+        </w:rPr>
+        <w:t>엔드포인트 확인</w:t>
+      </w:r>
+      <w:r>
+        <w:t>: 토큰 페이지 또는 버킷 설정에 표시되는 `https://&lt;account-id&gt;.r2.cloudflarestorage.com` 형태의 S3 API 엔드포인트를 `R2_ENDPOINT` 로 사용한다. `R2_REGION` 은 `auto`.</w:t>
       </w:r>
     </w:p>
     <w:p>
@@ -696,7 +714,13 @@
         <w:pStyle w:val="ListNumber"/>
       </w:pPr>
       <w:r>
-        <w:t>CORS 설정(브라우저에서 presigned PUT 업로드 하므로 필요): 버킷 → Settings → CORS Policy 에 앱 오리진 허용:</w:t>
+        <w:rPr>
+          <w:b/>
+        </w:rPr>
+        <w:t>CORS 설정</w:t>
+      </w:r>
+      <w:r>
+        <w:t>: 브라우저에서 presigned URL 로 직접 업로드(PUT)하므로 버킷 → Settings → CORS Policy 에 애플리케이션 오리진을 허용한다.</w:t>
       </w:r>
     </w:p>
     <w:p>
@@ -709,21 +733,21 @@
           <w:rFonts w:ascii="Consolas" w:hAnsi="Consolas"/>
           <w:sz w:val="18"/>
         </w:rPr>
-        <w:t>[</w:t>
+        <w:t xml:space="preserve">   [</w:t>
         <w:br/>
-        <w:t xml:space="preserve">  {</w:t>
+        <w:t xml:space="preserve">     {</w:t>
         <w:br/>
-        <w:t xml:space="preserve">    "AllowedOrigins": ["http://localhost:3000", "https://&lt;운영-도메인&gt;"],</w:t>
+        <w:t xml:space="preserve">       "AllowedOrigins": ["http://localhost:3000", "https://&lt;운영-도메인&gt;"],</w:t>
         <w:br/>
-        <w:t xml:space="preserve">    "AllowedMethods": ["GET", "PUT"],</w:t>
+        <w:t xml:space="preserve">       "AllowedMethods": ["GET", "PUT"],</w:t>
         <w:br/>
-        <w:t xml:space="preserve">    "AllowedHeaders": ["*"],</w:t>
+        <w:t xml:space="preserve">       "AllowedHeaders": ["*"],</w:t>
         <w:br/>
-        <w:t xml:space="preserve">    "MaxAgeSeconds": 3600</w:t>
+        <w:t xml:space="preserve">       "MaxAgeSeconds": 3600</w:t>
         <w:br/>
-        <w:t xml:space="preserve">  }</w:t>
+        <w:t xml:space="preserve">     }</w:t>
         <w:br/>
-        <w:t>]</w:t>
+        <w:t xml:space="preserve">   ]</w:t>
       </w:r>
     </w:p>
     <w:p>
@@ -731,7 +755,13 @@
         <w:pStyle w:val="ListNumber"/>
       </w:pPr>
       <w:r>
-        <w:t>검증: `node --env-file=.env scripts/test/r2-e2e.mjs` (업로드/헤드 확인 스크립트).</w:t>
+        <w:rPr>
+          <w:b/>
+        </w:rPr>
+        <w:t>검증</w:t>
+      </w:r>
+      <w:r>
+        <w:t>: `node --env-file=.env scripts/test/r2-e2e.mjs` 로 업로드·조회를 확인한다.</w:t>
       </w:r>
     </w:p>
     <w:p>
@@ -742,7 +772,99 @@
         <w:rPr>
           <w:i/>
         </w:rPr>
-        <w:t>운영은 R2 계정이 로컬 스테이징과 다를 수 있음 — Railway 변수의 R2 값이 운영 기준. 로컬 키로 운영 오브젝트는 못 읽습니다.</w:t>
+        <w:t>운영과 로컬은 서로 다른 R2 계정/버킷을 사용할 수 있다. 로컬 키로 운영 오브젝트는 조회되지 않는다. 운영 기준 값은 Railway 환경변수에 있다.</w:t>
+      </w:r>
+    </w:p>
+    <w:p>
+      <w:pPr>
+        <w:pStyle w:val="Heading2"/>
+      </w:pPr>
+      <w:r>
+        <w:t>4.3 Notion (발행)</w:t>
+      </w:r>
+    </w:p>
+    <w:p>
+      <w:r>
+        <w:t>변환 결과를 Notion 페이지로 발행한다.</w:t>
+      </w:r>
+    </w:p>
+    <w:p>
+      <w:pPr>
+        <w:pStyle w:val="ListNumber"/>
+      </w:pPr>
+      <w:r>
+        <w:rPr>
+          <w:b/>
+        </w:rPr>
+        <w:t>내부 통합 생성</w:t>
+      </w:r>
+      <w:r>
+        <w:t>: notion.so/my-integrations → New integration(내부 통합). 대상 워크스페이스를 선택하고 생성한다.</w:t>
+      </w:r>
+    </w:p>
+    <w:p>
+      <w:pPr>
+        <w:pStyle w:val="ListNumber"/>
+      </w:pPr>
+      <w:r>
+        <w:rPr>
+          <w:b/>
+        </w:rPr>
+        <w:t>토큰 확보</w:t>
+      </w:r>
+      <w:r>
+        <w:t>: 통합의 Internal Integration Secret 을 `NOTION_TOKEN` 으로 사용한다(비공개). API 버전은 `2022-06-28` 을 사용한다(코드 고정).</w:t>
+      </w:r>
+    </w:p>
+    <w:p>
+      <w:pPr>
+        <w:pStyle w:val="ListNumber"/>
+      </w:pPr>
+      <w:r>
+        <w:rPr>
+          <w:b/>
+        </w:rPr>
+        <w:t>대상 페이지에 통합 연결</w:t>
+      </w:r>
+      <w:r>
+        <w:t xml:space="preserve">: 발행 대상이 될 Notion 페이지(또는 상위 페이지)에서 우측 상단 ⋯ → 연결(Connections) → 생성한 통합을 추가한다. </w:t>
+      </w:r>
+      <w:r>
+        <w:rPr>
+          <w:b/>
+        </w:rPr>
+        <w:t>통합이 연결되지 않은 페이지에는 API가 접근할 수 없어 발행이 실패</w:t>
+      </w:r>
+      <w:r>
+        <w:t>한다. 개인 페이지나 통합이 없는 다른 워크스페이스 페이지에는 발행할 수 없다.</w:t>
+      </w:r>
+    </w:p>
+    <w:p>
+      <w:pPr>
+        <w:pStyle w:val="ListNumber"/>
+      </w:pPr>
+      <w:r>
+        <w:rPr>
+          <w:b/>
+        </w:rPr>
+        <w:t>발행 대상 지정</w:t>
+      </w:r>
+      <w:r>
+        <w:t>: 각 변환 작업의 발행 시 대상 Notion 페이지 링크를 지정한다. 지정한 페이지 하위에 변환된 매뉴얼 페이지가 생성된다.</w:t>
+      </w:r>
+    </w:p>
+    <w:p>
+      <w:pPr>
+        <w:pStyle w:val="ListNumber"/>
+      </w:pPr>
+      <w:r>
+        <w:rPr>
+          <w:b/>
+        </w:rPr>
+        <w:t>기본 대상(선택)</w:t>
+      </w:r>
+      <w:r>
+        <w:t>: `NOTION_MANUAL_DATABASE_ID` / `NOTION_MANUAL_DATA_SOURCE_ID` 는 기본 대상 데이터베이스·데이터소스를 지정하는 선택 값이다. 데이터베이스 ID는 데이터베이스 URL의 32자리 식별자, 데이터소스 ID는 Notion API로 데이터베이스를 조회했을 때의 `data_sources[].id` 값이다.</w:t>
       </w:r>
     </w:p>
     <w:p/>
@@ -751,12 +873,12 @@
         <w:pStyle w:val="Heading1"/>
       </w:pPr>
       <w:r>
-        <w:t>4. 환경변수 (이름·출처만 — 값은 각 대시보드/Railway 변수)</w:t>
+        <w:t>5. 환경변수</w:t>
       </w:r>
     </w:p>
     <w:p>
       <w:r>
-        <w:t>로컬 .env 에 채웁니다. 가장 빠른 길 = Railway 프로젝트 Variables 값을 그대로 복사. 전체 목록·설명은 .env.example.</w:t>
+        <w:t>로컬 `.env` 파일에 설정한다(저장소에는 커밋되지 않음). 전체 목록과 주석은 `.env.example` 참고. 운영 값은 Railway 프로젝트 Variables 에 있다.</w:t>
       </w:r>
     </w:p>
     <w:tbl>
@@ -766,14 +888,15 @@
         <w:tblLook w:firstColumn="1" w:firstRow="1" w:lastColumn="0" w:lastRow="0" w:noHBand="0" w:noVBand="1" w:val="04A0"/>
       </w:tblPr>
       <w:tblGrid>
-        <w:gridCol w:w="2880"/>
-        <w:gridCol w:w="2880"/>
-        <w:gridCol w:w="2880"/>
+        <w:gridCol w:w="2160"/>
+        <w:gridCol w:w="2160"/>
+        <w:gridCol w:w="2160"/>
+        <w:gridCol w:w="2160"/>
       </w:tblGrid>
       <w:tr>
         <w:tc>
           <w:tcPr>
-            <w:tcW w:type="dxa" w:w="2880"/>
+            <w:tcW w:type="dxa" w:w="2160"/>
           </w:tcPr>
           <w:p>
             <w:r/>
@@ -788,7 +911,22 @@
         </w:tc>
         <w:tc>
           <w:tcPr>
-            <w:tcW w:type="dxa" w:w="2880"/>
+            <w:tcW w:type="dxa" w:w="2160"/>
+          </w:tcPr>
+          <w:p>
+            <w:r/>
+            <w:r>
+              <w:rPr>
+                <w:b/>
+                <w:sz w:val="18"/>
+              </w:rPr>
+              <w:t>용도</w:t>
+            </w:r>
+          </w:p>
+        </w:tc>
+        <w:tc>
+          <w:tcPr>
+            <w:tcW w:type="dxa" w:w="2160"/>
           </w:tcPr>
           <w:p>
             <w:r/>
@@ -803,7 +941,7 @@
         </w:tc>
         <w:tc>
           <w:tcPr>
-            <w:tcW w:type="dxa" w:w="2880"/>
+            <w:tcW w:type="dxa" w:w="2160"/>
           </w:tcPr>
           <w:p>
             <w:r/>
@@ -812,7 +950,7 @@
                 <w:b/>
                 <w:sz w:val="18"/>
               </w:rPr>
-              <w:t>비밀?</w:t>
+              <w:t>비공개</w:t>
             </w:r>
           </w:p>
         </w:tc>
@@ -820,7 +958,7 @@
       <w:tr>
         <w:tc>
           <w:tcPr>
-            <w:tcW w:type="dxa" w:w="2880"/>
+            <w:tcW w:type="dxa" w:w="2160"/>
           </w:tcPr>
           <w:p>
             <w:r/>
@@ -834,7 +972,7 @@
         </w:tc>
         <w:tc>
           <w:tcPr>
-            <w:tcW w:type="dxa" w:w="2880"/>
+            <w:tcW w:type="dxa" w:w="2160"/>
           </w:tcPr>
           <w:p>
             <w:r/>
@@ -842,13 +980,27 @@
               <w:rPr>
                 <w:sz w:val="18"/>
               </w:rPr>
-              <w:t>Supabase → Settings → API</w:t>
+              <w:t>Supabase 프로젝트 URL</w:t>
             </w:r>
           </w:p>
         </w:tc>
         <w:tc>
           <w:tcPr>
-            <w:tcW w:type="dxa" w:w="2880"/>
+            <w:tcW w:type="dxa" w:w="2160"/>
+          </w:tcPr>
+          <w:p>
+            <w:r/>
+            <w:r>
+              <w:rPr>
+                <w:sz w:val="18"/>
+              </w:rPr>
+              <w:t>Supabase Settings→API</w:t>
+            </w:r>
+          </w:p>
+        </w:tc>
+        <w:tc>
+          <w:tcPr>
+            <w:tcW w:type="dxa" w:w="2160"/>
           </w:tcPr>
           <w:p>
             <w:r/>
@@ -864,7 +1016,7 @@
       <w:tr>
         <w:tc>
           <w:tcPr>
-            <w:tcW w:type="dxa" w:w="2880"/>
+            <w:tcW w:type="dxa" w:w="2160"/>
           </w:tcPr>
           <w:p>
             <w:r/>
@@ -878,7 +1030,21 @@
         </w:tc>
         <w:tc>
           <w:tcPr>
-            <w:tcW w:type="dxa" w:w="2880"/>
+            <w:tcW w:type="dxa" w:w="2160"/>
+          </w:tcPr>
+          <w:p>
+            <w:r/>
+            <w:r>
+              <w:rPr>
+                <w:sz w:val="18"/>
+              </w:rPr>
+              <w:t>브라우저용 공개 키</w:t>
+            </w:r>
+          </w:p>
+        </w:tc>
+        <w:tc>
+          <w:tcPr>
+            <w:tcW w:type="dxa" w:w="2160"/>
           </w:tcPr>
           <w:p>
             <w:r/>
@@ -892,7 +1058,7 @@
         </w:tc>
         <w:tc>
           <w:tcPr>
-            <w:tcW w:type="dxa" w:w="2880"/>
+            <w:tcW w:type="dxa" w:w="2160"/>
           </w:tcPr>
           <w:p>
             <w:r/>
@@ -908,7 +1074,7 @@
       <w:tr>
         <w:tc>
           <w:tcPr>
-            <w:tcW w:type="dxa" w:w="2880"/>
+            <w:tcW w:type="dxa" w:w="2160"/>
           </w:tcPr>
           <w:p>
             <w:r/>
@@ -922,7 +1088,7 @@
         </w:tc>
         <w:tc>
           <w:tcPr>
-            <w:tcW w:type="dxa" w:w="2880"/>
+            <w:tcW w:type="dxa" w:w="2160"/>
           </w:tcPr>
           <w:p>
             <w:r/>
@@ -930,13 +1096,27 @@
               <w:rPr>
                 <w:sz w:val="18"/>
               </w:rPr>
-              <w:t>〃 (서버·워커 전용)</w:t>
+              <w:t>서버·워커용 키</w:t>
             </w:r>
           </w:p>
         </w:tc>
         <w:tc>
           <w:tcPr>
-            <w:tcW w:type="dxa" w:w="2880"/>
+            <w:tcW w:type="dxa" w:w="2160"/>
+          </w:tcPr>
+          <w:p>
+            <w:r/>
+            <w:r>
+              <w:rPr>
+                <w:sz w:val="18"/>
+              </w:rPr>
+              <w:t>〃</w:t>
+            </w:r>
+          </w:p>
+        </w:tc>
+        <w:tc>
+          <w:tcPr>
+            <w:tcW w:type="dxa" w:w="2160"/>
           </w:tcPr>
           <w:p>
             <w:r/>
@@ -952,7 +1132,7 @@
       <w:tr>
         <w:tc>
           <w:tcPr>
-            <w:tcW w:type="dxa" w:w="2880"/>
+            <w:tcW w:type="dxa" w:w="2160"/>
           </w:tcPr>
           <w:p>
             <w:r/>
@@ -966,7 +1146,7 @@
         </w:tc>
         <w:tc>
           <w:tcPr>
-            <w:tcW w:type="dxa" w:w="2880"/>
+            <w:tcW w:type="dxa" w:w="2160"/>
           </w:tcPr>
           <w:p>
             <w:r/>
@@ -974,13 +1154,27 @@
               <w:rPr>
                 <w:sz w:val="18"/>
               </w:rPr>
-              <w:t>Notion 통합 "Notion_manual"</w:t>
+              <w:t>Notion 통합 시크릿</w:t>
             </w:r>
           </w:p>
         </w:tc>
         <w:tc>
           <w:tcPr>
-            <w:tcW w:type="dxa" w:w="2880"/>
+            <w:tcW w:type="dxa" w:w="2160"/>
+          </w:tcPr>
+          <w:p>
+            <w:r/>
+            <w:r>
+              <w:rPr>
+                <w:sz w:val="18"/>
+              </w:rPr>
+              <w:t>Notion 통합(4.3)</w:t>
+            </w:r>
+          </w:p>
+        </w:tc>
+        <w:tc>
+          <w:tcPr>
+            <w:tcW w:type="dxa" w:w="2160"/>
           </w:tcPr>
           <w:p>
             <w:r/>
@@ -996,7 +1190,7 @@
       <w:tr>
         <w:tc>
           <w:tcPr>
-            <w:tcW w:type="dxa" w:w="2880"/>
+            <w:tcW w:type="dxa" w:w="2160"/>
           </w:tcPr>
           <w:p>
             <w:r/>
@@ -1004,13 +1198,13 @@
               <w:rPr>
                 <w:sz w:val="18"/>
               </w:rPr>
-              <w:t>NOTION_MANUAL_DATABASE_ID / ..._DATA_SOURCE_ID</w:t>
+              <w:t>NOTION_MANUAL_DATABASE_ID</w:t>
             </w:r>
           </w:p>
         </w:tc>
         <w:tc>
           <w:tcPr>
-            <w:tcW w:type="dxa" w:w="2880"/>
+            <w:tcW w:type="dxa" w:w="2160"/>
           </w:tcPr>
           <w:p>
             <w:r/>
@@ -1018,13 +1212,27 @@
               <w:rPr>
                 <w:sz w:val="18"/>
               </w:rPr>
-              <w:t>Notion 대상 DB/데이터소스</w:t>
+              <w:t>기본 대상 DB(선택)</w:t>
             </w:r>
           </w:p>
         </w:tc>
         <w:tc>
           <w:tcPr>
-            <w:tcW w:type="dxa" w:w="2880"/>
+            <w:tcW w:type="dxa" w:w="2160"/>
+          </w:tcPr>
+          <w:p>
+            <w:r/>
+            <w:r>
+              <w:rPr>
+                <w:sz w:val="18"/>
+              </w:rPr>
+              <w:t>Notion</w:t>
+            </w:r>
+          </w:p>
+        </w:tc>
+        <w:tc>
+          <w:tcPr>
+            <w:tcW w:type="dxa" w:w="2160"/>
           </w:tcPr>
           <w:p>
             <w:r/>
@@ -1040,7 +1248,7 @@
       <w:tr>
         <w:tc>
           <w:tcPr>
-            <w:tcW w:type="dxa" w:w="2880"/>
+            <w:tcW w:type="dxa" w:w="2160"/>
           </w:tcPr>
           <w:p>
             <w:r/>
@@ -1048,13 +1256,13 @@
               <w:rPr>
                 <w:sz w:val="18"/>
               </w:rPr>
-              <w:t>R2_ENDPOINT / R2_BUCKET / R2_REGION</w:t>
+              <w:t>NOTION_MANUAL_DATA_SOURCE_ID</w:t>
             </w:r>
           </w:p>
         </w:tc>
         <w:tc>
           <w:tcPr>
-            <w:tcW w:type="dxa" w:w="2880"/>
+            <w:tcW w:type="dxa" w:w="2160"/>
           </w:tcPr>
           <w:p>
             <w:r/>
@@ -1062,13 +1270,27 @@
               <w:rPr>
                 <w:sz w:val="18"/>
               </w:rPr>
-              <w:t>Cloudflare R2 (3장)</w:t>
+              <w:t>기본 대상 데이터소스(선택)</w:t>
             </w:r>
           </w:p>
         </w:tc>
         <w:tc>
           <w:tcPr>
-            <w:tcW w:type="dxa" w:w="2880"/>
+            <w:tcW w:type="dxa" w:w="2160"/>
+          </w:tcPr>
+          <w:p>
+            <w:r/>
+            <w:r>
+              <w:rPr>
+                <w:sz w:val="18"/>
+              </w:rPr>
+              <w:t>Notion</w:t>
+            </w:r>
+          </w:p>
+        </w:tc>
+        <w:tc>
+          <w:tcPr>
+            <w:tcW w:type="dxa" w:w="2160"/>
           </w:tcPr>
           <w:p>
             <w:r/>
@@ -1084,7 +1306,7 @@
       <w:tr>
         <w:tc>
           <w:tcPr>
-            <w:tcW w:type="dxa" w:w="2880"/>
+            <w:tcW w:type="dxa" w:w="2160"/>
           </w:tcPr>
           <w:p>
             <w:r/>
@@ -1092,13 +1314,13 @@
               <w:rPr>
                 <w:sz w:val="18"/>
               </w:rPr>
-              <w:t>R2_ACCESS_KEY_ID / R2_SECRET_ACCESS_KEY</w:t>
+              <w:t>NOTION_IMAGE_MAX_WIDTH</w:t>
             </w:r>
           </w:p>
         </w:tc>
         <w:tc>
           <w:tcPr>
-            <w:tcW w:type="dxa" w:w="2880"/>
+            <w:tcW w:type="dxa" w:w="2160"/>
           </w:tcPr>
           <w:p>
             <w:r/>
@@ -1106,13 +1328,259 @@
               <w:rPr>
                 <w:sz w:val="18"/>
               </w:rPr>
-              <w:t>R2 API 토큰 (3장)</w:t>
+              <w:t>발행 이미지 최대 폭(px, 기본 540)</w:t>
             </w:r>
           </w:p>
         </w:tc>
         <w:tc>
           <w:tcPr>
-            <w:tcW w:type="dxa" w:w="2880"/>
+            <w:tcW w:type="dxa" w:w="2160"/>
+          </w:tcPr>
+          <w:p>
+            <w:r/>
+            <w:r>
+              <w:rPr>
+                <w:sz w:val="18"/>
+              </w:rPr>
+              <w:t>선택</w:t>
+            </w:r>
+          </w:p>
+        </w:tc>
+        <w:tc>
+          <w:tcPr>
+            <w:tcW w:type="dxa" w:w="2160"/>
+          </w:tcPr>
+          <w:p>
+            <w:r/>
+            <w:r>
+              <w:rPr>
+                <w:sz w:val="18"/>
+              </w:rPr>
+              <w:t>아니오</w:t>
+            </w:r>
+          </w:p>
+        </w:tc>
+      </w:tr>
+      <w:tr>
+        <w:tc>
+          <w:tcPr>
+            <w:tcW w:type="dxa" w:w="2160"/>
+          </w:tcPr>
+          <w:p>
+            <w:r/>
+            <w:r>
+              <w:rPr>
+                <w:sz w:val="18"/>
+              </w:rPr>
+              <w:t>R2_ENDPOINT</w:t>
+            </w:r>
+          </w:p>
+        </w:tc>
+        <w:tc>
+          <w:tcPr>
+            <w:tcW w:type="dxa" w:w="2160"/>
+          </w:tcPr>
+          <w:p>
+            <w:r/>
+            <w:r>
+              <w:rPr>
+                <w:sz w:val="18"/>
+              </w:rPr>
+              <w:t>R2 S3 API 엔드포인트</w:t>
+            </w:r>
+          </w:p>
+        </w:tc>
+        <w:tc>
+          <w:tcPr>
+            <w:tcW w:type="dxa" w:w="2160"/>
+          </w:tcPr>
+          <w:p>
+            <w:r/>
+            <w:r>
+              <w:rPr>
+                <w:sz w:val="18"/>
+              </w:rPr>
+              <w:t>Cloudflare R2(4.2)</w:t>
+            </w:r>
+          </w:p>
+        </w:tc>
+        <w:tc>
+          <w:tcPr>
+            <w:tcW w:type="dxa" w:w="2160"/>
+          </w:tcPr>
+          <w:p>
+            <w:r/>
+            <w:r>
+              <w:rPr>
+                <w:sz w:val="18"/>
+              </w:rPr>
+              <w:t>아니오</w:t>
+            </w:r>
+          </w:p>
+        </w:tc>
+      </w:tr>
+      <w:tr>
+        <w:tc>
+          <w:tcPr>
+            <w:tcW w:type="dxa" w:w="2160"/>
+          </w:tcPr>
+          <w:p>
+            <w:r/>
+            <w:r>
+              <w:rPr>
+                <w:sz w:val="18"/>
+              </w:rPr>
+              <w:t>R2_BUCKET</w:t>
+            </w:r>
+          </w:p>
+        </w:tc>
+        <w:tc>
+          <w:tcPr>
+            <w:tcW w:type="dxa" w:w="2160"/>
+          </w:tcPr>
+          <w:p>
+            <w:r/>
+            <w:r>
+              <w:rPr>
+                <w:sz w:val="18"/>
+              </w:rPr>
+              <w:t>버킷 이름(기본 manual-source)</w:t>
+            </w:r>
+          </w:p>
+        </w:tc>
+        <w:tc>
+          <w:tcPr>
+            <w:tcW w:type="dxa" w:w="2160"/>
+          </w:tcPr>
+          <w:p>
+            <w:r/>
+            <w:r>
+              <w:rPr>
+                <w:sz w:val="18"/>
+              </w:rPr>
+              <w:t>〃</w:t>
+            </w:r>
+          </w:p>
+        </w:tc>
+        <w:tc>
+          <w:tcPr>
+            <w:tcW w:type="dxa" w:w="2160"/>
+          </w:tcPr>
+          <w:p>
+            <w:r/>
+            <w:r>
+              <w:rPr>
+                <w:sz w:val="18"/>
+              </w:rPr>
+              <w:t>아니오</w:t>
+            </w:r>
+          </w:p>
+        </w:tc>
+      </w:tr>
+      <w:tr>
+        <w:tc>
+          <w:tcPr>
+            <w:tcW w:type="dxa" w:w="2160"/>
+          </w:tcPr>
+          <w:p>
+            <w:r/>
+            <w:r>
+              <w:rPr>
+                <w:sz w:val="18"/>
+              </w:rPr>
+              <w:t>R2_REGION</w:t>
+            </w:r>
+          </w:p>
+        </w:tc>
+        <w:tc>
+          <w:tcPr>
+            <w:tcW w:type="dxa" w:w="2160"/>
+          </w:tcPr>
+          <w:p>
+            <w:r/>
+            <w:r>
+              <w:rPr>
+                <w:sz w:val="18"/>
+              </w:rPr>
+              <w:t>리전(auto)</w:t>
+            </w:r>
+          </w:p>
+        </w:tc>
+        <w:tc>
+          <w:tcPr>
+            <w:tcW w:type="dxa" w:w="2160"/>
+          </w:tcPr>
+          <w:p>
+            <w:r/>
+            <w:r>
+              <w:rPr>
+                <w:sz w:val="18"/>
+              </w:rPr>
+              <w:t>〃</w:t>
+            </w:r>
+          </w:p>
+        </w:tc>
+        <w:tc>
+          <w:tcPr>
+            <w:tcW w:type="dxa" w:w="2160"/>
+          </w:tcPr>
+          <w:p>
+            <w:r/>
+            <w:r>
+              <w:rPr>
+                <w:sz w:val="18"/>
+              </w:rPr>
+              <w:t>아니오</w:t>
+            </w:r>
+          </w:p>
+        </w:tc>
+      </w:tr>
+      <w:tr>
+        <w:tc>
+          <w:tcPr>
+            <w:tcW w:type="dxa" w:w="2160"/>
+          </w:tcPr>
+          <w:p>
+            <w:r/>
+            <w:r>
+              <w:rPr>
+                <w:sz w:val="18"/>
+              </w:rPr>
+              <w:t>R2_ACCESS_KEY_ID</w:t>
+            </w:r>
+          </w:p>
+        </w:tc>
+        <w:tc>
+          <w:tcPr>
+            <w:tcW w:type="dxa" w:w="2160"/>
+          </w:tcPr>
+          <w:p>
+            <w:r/>
+            <w:r>
+              <w:rPr>
+                <w:sz w:val="18"/>
+              </w:rPr>
+              <w:t>R2 API 토큰 Access Key</w:t>
+            </w:r>
+          </w:p>
+        </w:tc>
+        <w:tc>
+          <w:tcPr>
+            <w:tcW w:type="dxa" w:w="2160"/>
+          </w:tcPr>
+          <w:p>
+            <w:r/>
+            <w:r>
+              <w:rPr>
+                <w:sz w:val="18"/>
+              </w:rPr>
+              <w:t>〃</w:t>
+            </w:r>
+          </w:p>
+        </w:tc>
+        <w:tc>
+          <w:tcPr>
+            <w:tcW w:type="dxa" w:w="2160"/>
           </w:tcPr>
           <w:p>
             <w:r/>
@@ -1128,7 +1596,7 @@
       <w:tr>
         <w:tc>
           <w:tcPr>
-            <w:tcW w:type="dxa" w:w="2880"/>
+            <w:tcW w:type="dxa" w:w="2160"/>
           </w:tcPr>
           <w:p>
             <w:r/>
@@ -1136,13 +1604,13 @@
               <w:rPr>
                 <w:sz w:val="18"/>
               </w:rPr>
-              <w:t>NOTION_IMAGE_MAX_WIDTH</w:t>
+              <w:t>R2_SECRET_ACCESS_KEY</w:t>
             </w:r>
           </w:p>
         </w:tc>
         <w:tc>
           <w:tcPr>
-            <w:tcW w:type="dxa" w:w="2880"/>
+            <w:tcW w:type="dxa" w:w="2160"/>
           </w:tcPr>
           <w:p>
             <w:r/>
@@ -1150,13 +1618,85 @@
               <w:rPr>
                 <w:sz w:val="18"/>
               </w:rPr>
-              <w:t>(선택) 발행 이미지 폭, 기본 540</w:t>
+              <w:t>R2 API 토큰 Secret</w:t>
             </w:r>
           </w:p>
         </w:tc>
         <w:tc>
           <w:tcPr>
-            <w:tcW w:type="dxa" w:w="2880"/>
+            <w:tcW w:type="dxa" w:w="2160"/>
+          </w:tcPr>
+          <w:p>
+            <w:r/>
+            <w:r>
+              <w:rPr>
+                <w:sz w:val="18"/>
+              </w:rPr>
+              <w:t>〃</w:t>
+            </w:r>
+          </w:p>
+        </w:tc>
+        <w:tc>
+          <w:tcPr>
+            <w:tcW w:type="dxa" w:w="2160"/>
+          </w:tcPr>
+          <w:p>
+            <w:r/>
+            <w:r>
+              <w:rPr>
+                <w:sz w:val="18"/>
+              </w:rPr>
+              <w:t>예</w:t>
+            </w:r>
+          </w:p>
+        </w:tc>
+      </w:tr>
+      <w:tr>
+        <w:tc>
+          <w:tcPr>
+            <w:tcW w:type="dxa" w:w="2160"/>
+          </w:tcPr>
+          <w:p>
+            <w:r/>
+            <w:r>
+              <w:rPr>
+                <w:sz w:val="18"/>
+              </w:rPr>
+              <w:t>SOFFICE_BIN / PDFTOPPM_BIN / PDFINFO_BIN</w:t>
+            </w:r>
+          </w:p>
+        </w:tc>
+        <w:tc>
+          <w:tcPr>
+            <w:tcW w:type="dxa" w:w="2160"/>
+          </w:tcPr>
+          <w:p>
+            <w:r/>
+            <w:r>
+              <w:rPr>
+                <w:sz w:val="18"/>
+              </w:rPr>
+              <w:t>바이너리 경로 오버라이드(선택)</w:t>
+            </w:r>
+          </w:p>
+        </w:tc>
+        <w:tc>
+          <w:tcPr>
+            <w:tcW w:type="dxa" w:w="2160"/>
+          </w:tcPr>
+          <w:p>
+            <w:r/>
+            <w:r>
+              <w:rPr>
+                <w:sz w:val="18"/>
+              </w:rPr>
+              <w:t>로컬 환경</w:t>
+            </w:r>
+          </w:p>
+        </w:tc>
+        <w:tc>
+          <w:tcPr>
+            <w:tcW w:type="dxa" w:w="2160"/>
           </w:tcPr>
           <w:p>
             <w:r/>
@@ -1172,7 +1712,7 @@
       <w:tr>
         <w:tc>
           <w:tcPr>
-            <w:tcW w:type="dxa" w:w="2880"/>
+            <w:tcW w:type="dxa" w:w="2160"/>
           </w:tcPr>
           <w:p>
             <w:r/>
@@ -1180,13 +1720,13 @@
               <w:rPr>
                 <w:sz w:val="18"/>
               </w:rPr>
-              <w:t>SOFFICE_BIN / PDFTOPPM_BIN / RENDER_DPI 등</w:t>
+              <w:t>RENDER_DPI / RENDER_LOSSLESS</w:t>
             </w:r>
           </w:p>
         </w:tc>
         <w:tc>
           <w:tcPr>
-            <w:tcW w:type="dxa" w:w="2880"/>
+            <w:tcW w:type="dxa" w:w="2160"/>
           </w:tcPr>
           <w:p>
             <w:r/>
@@ -1194,13 +1734,143 @@
               <w:rPr>
                 <w:sz w:val="18"/>
               </w:rPr>
-              <w:t>(선택) 워커 튜닝</w:t>
+              <w:t>렌더 품질(선택)</w:t>
             </w:r>
           </w:p>
         </w:tc>
         <w:tc>
           <w:tcPr>
-            <w:tcW w:type="dxa" w:w="2880"/>
+            <w:tcW w:type="dxa" w:w="2160"/>
+          </w:tcPr>
+          <w:p>
+            <w:r/>
+            <w:r>
+              <w:rPr>
+                <w:sz w:val="18"/>
+              </w:rPr>
+              <w:t>선택</w:t>
+            </w:r>
+          </w:p>
+        </w:tc>
+        <w:tc>
+          <w:tcPr>
+            <w:tcW w:type="dxa" w:w="2160"/>
+          </w:tcPr>
+          <w:p>
+            <w:r/>
+            <w:r>
+              <w:rPr>
+                <w:sz w:val="18"/>
+              </w:rPr>
+              <w:t>아니오</w:t>
+            </w:r>
+          </w:p>
+        </w:tc>
+      </w:tr>
+      <w:tr>
+        <w:tc>
+          <w:tcPr>
+            <w:tcW w:type="dxa" w:w="2160"/>
+          </w:tcPr>
+          <w:p>
+            <w:r/>
+            <w:r>
+              <w:rPr>
+                <w:sz w:val="18"/>
+              </w:rPr>
+              <w:t>WORKER_POLL_MS</w:t>
+            </w:r>
+          </w:p>
+        </w:tc>
+        <w:tc>
+          <w:tcPr>
+            <w:tcW w:type="dxa" w:w="2160"/>
+          </w:tcPr>
+          <w:p>
+            <w:r/>
+            <w:r>
+              <w:rPr>
+                <w:sz w:val="18"/>
+              </w:rPr>
+              <w:t>워커 폴링 주기(ms, 기본 5000)</w:t>
+            </w:r>
+          </w:p>
+        </w:tc>
+        <w:tc>
+          <w:tcPr>
+            <w:tcW w:type="dxa" w:w="2160"/>
+          </w:tcPr>
+          <w:p>
+            <w:r/>
+            <w:r>
+              <w:rPr>
+                <w:sz w:val="18"/>
+              </w:rPr>
+              <w:t>선택</w:t>
+            </w:r>
+          </w:p>
+        </w:tc>
+        <w:tc>
+          <w:tcPr>
+            <w:tcW w:type="dxa" w:w="2160"/>
+          </w:tcPr>
+          <w:p>
+            <w:r/>
+            <w:r>
+              <w:rPr>
+                <w:sz w:val="18"/>
+              </w:rPr>
+              <w:t>아니오</w:t>
+            </w:r>
+          </w:p>
+        </w:tc>
+      </w:tr>
+      <w:tr>
+        <w:tc>
+          <w:tcPr>
+            <w:tcW w:type="dxa" w:w="2160"/>
+          </w:tcPr>
+          <w:p>
+            <w:r/>
+            <w:r>
+              <w:rPr>
+                <w:sz w:val="18"/>
+              </w:rPr>
+              <w:t>INLINE_WORKER</w:t>
+            </w:r>
+          </w:p>
+        </w:tc>
+        <w:tc>
+          <w:tcPr>
+            <w:tcW w:type="dxa" w:w="2160"/>
+          </w:tcPr>
+          <w:p>
+            <w:r/>
+            <w:r>
+              <w:rPr>
+                <w:sz w:val="18"/>
+              </w:rPr>
+              <w:t>웹 프로세스에서 변환 즉시 실행(1=사용)</w:t>
+            </w:r>
+          </w:p>
+        </w:tc>
+        <w:tc>
+          <w:tcPr>
+            <w:tcW w:type="dxa" w:w="2160"/>
+          </w:tcPr>
+          <w:p>
+            <w:r/>
+            <w:r>
+              <w:rPr>
+                <w:sz w:val="18"/>
+              </w:rPr>
+              <w:t>선택</w:t>
+            </w:r>
+          </w:p>
+        </w:tc>
+        <w:tc>
+          <w:tcPr>
+            <w:tcW w:type="dxa" w:w="2160"/>
           </w:tcPr>
           <w:p>
             <w:r/>
@@ -1221,52 +1891,7 @@
         <w:pStyle w:val="Heading1"/>
       </w:pPr>
       <w:r>
-        <w:t>5. 배포 (Railway)</w:t>
-      </w:r>
-    </w:p>
-    <w:p>
-      <w:pPr>
-        <w:pStyle w:val="ListBullet"/>
-        <w:ind w:left="360"/>
-      </w:pPr>
-      <w:r>
-        <w:t>main 에 push → Railway 가 자동 빌드·배포 (GitHub 연동, Dockerfile, railway.json).</w:t>
-      </w:r>
-    </w:p>
-    <w:p>
-      <w:pPr>
-        <w:pStyle w:val="ListBullet"/>
-        <w:ind w:left="360"/>
-      </w:pPr>
-      <w:r>
-        <w:t>Dockerfile = node:22 + LibreOffice + Poppler + 한글폰트(Noto CJK·Nanum·Pretendard 번들). scripts/start.sh 가 워커+웹을 한 컨테이너에서 실행.</w:t>
-      </w:r>
-    </w:p>
-    <w:p>
-      <w:pPr>
-        <w:pStyle w:val="ListBullet"/>
-        <w:ind w:left="360"/>
-      </w:pPr>
-      <w:r>
-        <w:t>배포 상태·워커 버전 도장 확인: GET /api/worker/status (online 여부 + 커밋 SHA) 또는 대시보드 상단 배지.</w:t>
-      </w:r>
-    </w:p>
-    <w:p>
-      <w:pPr>
-        <w:pStyle w:val="ListBullet"/>
-        <w:ind w:left="360"/>
-      </w:pPr>
-      <w:r>
-        <w:t>push 전 점검: `npm run typecheck` (+ 여유 되면 `npm run build`).</w:t>
-      </w:r>
-    </w:p>
-    <w:p/>
-    <w:p>
-      <w:pPr>
-        <w:pStyle w:val="Heading1"/>
-      </w:pPr>
-      <w:r>
-        <w:t>6. 아키텍처 한 장</w:t>
+        <w:t>6. 로컬 실행</w:t>
       </w:r>
     </w:p>
     <w:p>
@@ -1279,40 +1904,54 @@
           <w:rFonts w:ascii="Consolas" w:hAnsi="Consolas"/>
           <w:sz w:val="18"/>
         </w:rPr>
-        <w:t>[브라우저] --PPT업로드(presigned PUT)--&gt; [R2 버킷]</w:t>
+        <w:t>git clone https://github.com/sungbinhwang-beaverworks/notion_manual_pipeline.git</w:t>
         <w:br/>
-        <w:t xml:space="preserve">     |                                      ^</w:t>
+        <w:t>cd notion_manual_pipeline</w:t>
         <w:br/>
-        <w:t xml:space="preserve">     v                                      | 원본 다운로드</w:t>
+        <w:t>npm install</w:t>
         <w:br/>
-        <w:t>[웹 API] --job 큐잉--&gt; [Supabase: manual_conversion_jobs]</w:t>
+        <w:t>cp .env.example .env          # 4·5장을 참고하여 값 입력</w:t>
         <w:br/>
-        <w:t xml:space="preserve">                                 |</w:t>
         <w:br/>
-        <w:t xml:space="preserve">                                 v (폴링)</w:t>
+        <w:t>npm run dev                   # 웹 (http://localhost:3000)</w:t>
         <w:br/>
-        <w:t xml:space="preserve">                          [워커 poll-loop]</w:t>
-        <w:br/>
-        <w:t xml:space="preserve">                          soffice→PDF→PNG, 크롭/베이크(sharp)</w:t>
-        <w:br/>
-        <w:t xml:space="preserve">                                 |  결과 이미지 업로드</w:t>
-        <w:br/>
-        <w:t xml:space="preserve">                                 +--&gt; [R2] , 메타 --&gt; [Supabase]</w:t>
-        <w:br/>
-        <w:t xml:space="preserve">                                 |</w:t>
-        <w:br/>
-        <w:t>[검수 UI] &lt;---- 함수/블록/이미지 ----+</w:t>
-        <w:br/>
-        <w:t xml:space="preserve">     |</w:t>
-        <w:br/>
-        <w:t xml:space="preserve">     v (발행 버튼)</w:t>
-        <w:br/>
-        <w:t>[Notion API] --&gt; 대상 DB 페이지 생성/갱신</w:t>
+        <w:t>npm run worker:poll           # 변환 워커 (별도 터미널)</w:t>
       </w:r>
     </w:p>
     <w:p>
+      <w:pPr>
+        <w:pStyle w:val="ListBullet"/>
+        <w:ind w:left="360"/>
+      </w:pPr>
       <w:r>
-        <w:t>핵심 규칙(불변): 크롭 = 슬라이드 왼쪽 이미지박스 영역만(우측 본문 텍스트 컬럼 침범 금지). 게이트: `node scripts/verify-crop-gate.mjs "&lt;덱 폴더&gt;"`.</w:t>
+        <w:t>변환은 워커가 처리하므로 웹만 실행하면 작업이 큐에 머문다. 워커를 함께 실행한다.</w:t>
+      </w:r>
+    </w:p>
+    <w:p>
+      <w:pPr>
+        <w:pStyle w:val="ListBullet"/>
+        <w:ind w:left="360"/>
+      </w:pPr>
+      <w:r>
+        <w:t>별도 워커 터미널 없이 웹 프로세스에서 변환을 즉시 실행하려면 `.env` 에 `INLINE_WORKER=1` 을 설정한다(단독 로컬 테스트용, 운영에는 권장하지 않음).</w:t>
+      </w:r>
+    </w:p>
+    <w:p>
+      <w:pPr>
+        <w:pStyle w:val="ListBullet"/>
+        <w:ind w:left="360"/>
+      </w:pPr>
+      <w:r>
+        <w:t>워커 코드(`scripts/worker/*`)를 수정하면 워커 프로세스를 재시작해야 반영된다(실행 중 프로세스는 이전 코드를 메모리에 유지).</w:t>
+      </w:r>
+    </w:p>
+    <w:p>
+      <w:pPr>
+        <w:pStyle w:val="ListBullet"/>
+        <w:ind w:left="360"/>
+      </w:pPr>
+      <w:r>
+        <w:t>이미 변환한 작업을 다시 확인할 때는 새 변환(새 run)으로 실행한다. 이전 산출물이 그대로 표시되면 수정 전 결과이다.</w:t>
       </w:r>
     </w:p>
     <w:p/>
@@ -1321,7 +1960,163 @@
         <w:pStyle w:val="Heading1"/>
       </w:pPr>
       <w:r>
-        <w:t>7. 자주 겪는 문제 (트러블슈팅)</w:t>
+        <w:t>7. 배포 (Railway)</w:t>
+      </w:r>
+    </w:p>
+    <w:p>
+      <w:pPr>
+        <w:pStyle w:val="ListBullet"/>
+        <w:ind w:left="360"/>
+      </w:pPr>
+      <w:r>
+        <w:t>`main` 브랜치에 push 하면 Railway가 자동으로 빌드·배포한다(GitHub 연동, `Dockerfile`, `railway.json`).</w:t>
+      </w:r>
+    </w:p>
+    <w:p>
+      <w:pPr>
+        <w:pStyle w:val="ListBullet"/>
+        <w:ind w:left="360"/>
+      </w:pPr>
+      <w:r>
+        <w:t>이미지는 `node:22` 기반이며 LibreOffice, Poppler, 한글 폰트(Noto CJK·Nanum·Pretendard)를 포함한다. `scripts/start.sh` 가 워커와 웹을 한 컨테이너에서 실행한다.</w:t>
+      </w:r>
+    </w:p>
+    <w:p>
+      <w:pPr>
+        <w:pStyle w:val="ListBullet"/>
+        <w:ind w:left="360"/>
+      </w:pPr>
+      <w:r>
+        <w:t>배포 상태 및 워커 버전은 `GET /api/worker/status`(온라인 여부와 커밋 SHA) 또는 대시보드 상단 배지로 확인한다.</w:t>
+      </w:r>
+    </w:p>
+    <w:p>
+      <w:pPr>
+        <w:pStyle w:val="ListBullet"/>
+        <w:ind w:left="360"/>
+      </w:pPr>
+      <w:r>
+        <w:t>push 전 점검: `npm run typecheck` (필요 시 `npm run build`).</w:t>
+      </w:r>
+    </w:p>
+    <w:p/>
+    <w:p>
+      <w:pPr>
+        <w:pStyle w:val="Heading1"/>
+      </w:pPr>
+      <w:r>
+        <w:t>8. 아키텍처 및 데이터 흐름</w:t>
+      </w:r>
+    </w:p>
+    <w:p>
+      <w:pPr>
+        <w:shd w:val="clear" w:color="auto" w:fill="F2F2F2"/>
+        <w:ind w:left="216"/>
+      </w:pPr>
+      <w:r>
+        <w:rPr>
+          <w:rFonts w:ascii="Consolas" w:hAnsi="Consolas"/>
+          <w:sz w:val="18"/>
+        </w:rPr>
+        <w:t>[브라우저] ──PPT 업로드(presigned PUT)──▶ [R2 버킷]</w:t>
+        <w:br/>
+        <w:t xml:space="preserve">     │                                        ▲</w:t>
+        <w:br/>
+        <w:t xml:space="preserve">     ▼                                        │ 원본 다운로드</w:t>
+        <w:br/>
+        <w:t>[웹 API] ──작업 큐 등록──▶ [Supabase: manual_conversion_jobs]</w:t>
+        <w:br/>
+        <w:t xml:space="preserve">                                    │</w:t>
+        <w:br/>
+        <w:t xml:space="preserve">                                    ▼ (폴링)</w:t>
+        <w:br/>
+        <w:t xml:space="preserve">                             [워커 poll-loop]</w:t>
+        <w:br/>
+        <w:t xml:space="preserve">                       soffice→PDF→PNG, 크롭/가공(sharp)</w:t>
+        <w:br/>
+        <w:t xml:space="preserve">                                    │  결과 이미지 업로드</w:t>
+        <w:br/>
+        <w:t xml:space="preserve">                                    ├──▶ [R2]</w:t>
+        <w:br/>
+        <w:t xml:space="preserve">                                    └──▶ [Supabase] (블록·이미지 메타)</w:t>
+        <w:br/>
+        <w:t xml:space="preserve">                                    │</w:t>
+        <w:br/>
+        <w:t>[검수 UI] ◀── 함수/블록/이미지 ──────┘</w:t>
+        <w:br/>
+        <w:t xml:space="preserve">     │</w:t>
+        <w:br/>
+        <w:t xml:space="preserve">     ▼ (발행)</w:t>
+        <w:br/>
+        <w:t>[Notion API] ──▶ 지정한 대상 페이지 하위에 매뉴얼 페이지 생성</w:t>
+      </w:r>
+    </w:p>
+    <w:p>
+      <w:r>
+        <w:t>핵심 규칙: 이미지 크롭은 슬라이드 좌측 이미지 영역만을 대상으로 하며 우측 본문 텍스트 컬럼을 침범하지 않는다. 검사 도구: `node scripts/verify-crop-gate.mjs "&lt;덱 폴더&gt;"`.</w:t>
+      </w:r>
+    </w:p>
+    <w:p/>
+    <w:p>
+      <w:pPr>
+        <w:pStyle w:val="Heading1"/>
+      </w:pPr>
+      <w:r>
+        <w:t>9. 운영 및 유지보수</w:t>
+      </w:r>
+    </w:p>
+    <w:p>
+      <w:pPr>
+        <w:pStyle w:val="ListBullet"/>
+        <w:ind w:left="360"/>
+      </w:pPr>
+      <w:r>
+        <w:rPr>
+          <w:b/>
+        </w:rPr>
+        <w:t>DB 스키마 변경</w:t>
+      </w:r>
+      <w:r>
+        <w:t>: `supabase/migrations/` 에 SQL 파일을 추가하고 대상 환경(클라우드는 SQL Editor, 로컬은 재적용)에 반영한다.</w:t>
+      </w:r>
+    </w:p>
+    <w:p>
+      <w:pPr>
+        <w:pStyle w:val="ListBullet"/>
+        <w:ind w:left="360"/>
+      </w:pPr>
+      <w:r>
+        <w:rPr>
+          <w:b/>
+        </w:rPr>
+        <w:t>워커 반영</w:t>
+      </w:r>
+      <w:r>
+        <w:t>: 워커 관련 코드 수정 후에는 워커 프로세스 재시작이 필요하다.</w:t>
+      </w:r>
+    </w:p>
+    <w:p>
+      <w:pPr>
+        <w:pStyle w:val="ListBullet"/>
+        <w:ind w:left="360"/>
+      </w:pPr>
+      <w:r>
+        <w:rPr>
+          <w:b/>
+        </w:rPr>
+        <w:t>발행 특성</w:t>
+      </w:r>
+      <w:r>
+        <w:t>: 자동 무인 발행이 아니라 검수 후 발행을 전제로 한다. 마스터 PPT는 제품 현행 기준선(입력)이며 변환기가 수정 대상이 아니다.</w:t>
+      </w:r>
+    </w:p>
+    <w:p/>
+    <w:p>
+      <w:pPr>
+        <w:pStyle w:val="Heading1"/>
+      </w:pPr>
+      <w:r>
+        <w:t>10. 트러블슈팅</w:t>
       </w:r>
     </w:p>
     <w:tbl>
@@ -1361,7 +2156,7 @@
                 <w:b/>
                 <w:sz w:val="18"/>
               </w:rPr>
-              <w:t>원인 / 해결</w:t>
+              <w:t>원인 및 조치</w:t>
             </w:r>
           </w:p>
         </w:tc>
@@ -1377,7 +2172,7 @@
               <w:rPr>
                 <w:sz w:val="18"/>
               </w:rPr>
-              <w:t>변환이 큐에서 안 넘어감</w:t>
+              <w:t>변환이 큐에서 진행되지 않음</w:t>
             </w:r>
           </w:p>
         </w:tc>
@@ -1391,7 +2186,7 @@
               <w:rPr>
                 <w:sz w:val="18"/>
               </w:rPr>
-              <w:t>워커(worker:poll)가 안 떠 있음. 별도 터미널에서 실행.</w:t>
+              <w:t>워커(`worker:poll`) 미실행. 별도 터미널에서 실행하거나 `INLINE_WORKER=1` 설정.</w:t>
             </w:r>
           </w:p>
         </w:tc>
@@ -1407,7 +2202,7 @@
               <w:rPr>
                 <w:sz w:val="18"/>
               </w:rPr>
-              <w:t>코드 고쳤는데 결과 그대로</w:t>
+              <w:t>코드 수정 후에도 결과가 동일</w:t>
             </w:r>
           </w:p>
         </w:tc>
@@ -1421,7 +2216,7 @@
               <w:rPr>
                 <w:sz w:val="18"/>
               </w:rPr>
-              <w:t>① 워커 재시작 안 함(옛 코드 메모리) ② "새로 변환" 안 하고 옛 산출물 봄.</w:t>
+              <w:t>워커 미재시작(이전 코드 유지) 또는 새 변환 없이 이전 산출물 확인.</w:t>
             </w:r>
           </w:p>
         </w:tc>
@@ -1437,7 +2232,7 @@
               <w:rPr>
                 <w:sz w:val="18"/>
               </w:rPr>
-              <w:t>업로드/변환 실패(R2 오류)</w:t>
+              <w:t>업로드·변환 실패(스토리지 오류)</w:t>
             </w:r>
           </w:p>
         </w:tc>
@@ -1451,7 +2246,7 @@
               <w:rPr>
                 <w:sz w:val="18"/>
               </w:rPr>
-              <w:t>R2_* 미설정/오키. scripts/test/r2-e2e.mjs 로 점검. CORS 미설정 시 브라우저 업로드 실패.</w:t>
+              <w:t>`R2_*` 값 미설정·오류. `scripts/test/r2-e2e.mjs` 로 점검. CORS 미설정 시 브라우저 업로드 실패.</w:t>
             </w:r>
           </w:p>
         </w:tc>
@@ -1467,7 +2262,7 @@
               <w:rPr>
                 <w:sz w:val="18"/>
               </w:rPr>
-              <w:t>Notion 발행 권한 오류</w:t>
+              <w:t>Notion 발행 실패(권한 오류)</w:t>
             </w:r>
           </w:p>
         </w:tc>
@@ -1481,7 +2276,7 @@
               <w:rPr>
                 <w:sz w:val="18"/>
               </w:rPr>
-              <w:t>대상 페이지가 "Notion_manual" 통합에 연결 안 됨 / 개인·타 워크스페이스 페이지. 팀 워크스페이스 + 통합 연결 페이지만 가능.</w:t>
+              <w:t>대상 페이지에 통합이 연결되지 않음. 통합이 연결된 워크스페이스 페이지를 대상으로 지정.</w:t>
             </w:r>
           </w:p>
         </w:tc>
@@ -1497,7 +2292,7 @@
               <w:rPr>
                 <w:sz w:val="18"/>
               </w:rPr>
-              <w:t>배지 안 숫자가 아래로 밀림</w:t>
+              <w:t>배지 내부 숫자가 아래로 치우침</w:t>
             </w:r>
           </w:p>
         </w:tc>
@@ -1511,104 +2306,13 @@
               <w:rPr>
                 <w:sz w:val="18"/>
               </w:rPr>
-              <w:t>알려진 별도 이슈 — LibreOffice 가 박스보다 큰 글자를 세로정렬하는 방식(폰트 무관). 미해결 트랙.</w:t>
+              <w:t>LibreOffice가 도형 높이보다 큰 글자를 세로 정렬하는 방식에서 기인(폰트 무관). 별도 확인 항목.</w:t>
             </w:r>
           </w:p>
         </w:tc>
       </w:tr>
     </w:tbl>
     <w:p/>
-    <w:p/>
-    <w:p>
-      <w:pPr>
-        <w:pStyle w:val="Heading1"/>
-      </w:pPr>
-      <w:r>
-        <w:t>8. 체크리스트</w:t>
-      </w:r>
-    </w:p>
-    <w:p>
-      <w:r>
-        <w:t>인계자(내보내는 사람)</w:t>
-      </w:r>
-    </w:p>
-    <w:p>
-      <w:pPr>
-        <w:pStyle w:val="ListBullet"/>
-        <w:ind w:left="360"/>
-      </w:pPr>
-      <w:r>
-        <w:t>GitHub / Supabase / Cloudflare(R2) / Notion 워크스페이스 / Railway 에 새 담당자 초대</w:t>
-      </w:r>
-    </w:p>
-    <w:p>
-      <w:pPr>
-        <w:pStyle w:val="ListBullet"/>
-        <w:ind w:left="360"/>
-      </w:pPr>
-      <w:r>
-        <w:t>.env 값은 안전 채널(1Password 등) 또는 "Railway 변수에서 직접 복사" 안내 — 문서/메신저 평문 금지</w:t>
-      </w:r>
-    </w:p>
-    <w:p>
-      <w:pPr>
-        <w:pStyle w:val="ListBullet"/>
-        <w:ind w:left="360"/>
-      </w:pPr>
-      <w:r>
-        <w:t>노출됐던 키 로테이션</w:t>
-      </w:r>
-    </w:p>
-    <w:p>
-      <w:pPr>
-        <w:pStyle w:val="ListBullet"/>
-        <w:ind w:left="360"/>
-      </w:pPr>
-      <w:r>
-        <w:t>이 문서 위치 알려주기</w:t>
-      </w:r>
-    </w:p>
-    <w:p>
-      <w:r>
-        <w:t>인수자(받는 사람)</w:t>
-      </w:r>
-    </w:p>
-    <w:p>
-      <w:pPr>
-        <w:pStyle w:val="ListBullet"/>
-        <w:ind w:left="360"/>
-      </w:pPr>
-      <w:r>
-        <w:t>5개 서비스 접근 확인</w:t>
-      </w:r>
-    </w:p>
-    <w:p>
-      <w:pPr>
-        <w:pStyle w:val="ListBullet"/>
-        <w:ind w:left="360"/>
-      </w:pPr>
-      <w:r>
-        <w:t>clone → .env 채우기 → npm run dev + worker:poll 로 실제 변환 1건 성공</w:t>
-      </w:r>
-    </w:p>
-    <w:p>
-      <w:pPr>
-        <w:pStyle w:val="ListBullet"/>
-        <w:ind w:left="360"/>
-      </w:pPr>
-      <w:r>
-        <w:t>Railway 배포 흐름(main push) 이해</w:t>
-      </w:r>
-    </w:p>
-    <w:p>
-      <w:pPr>
-        <w:pStyle w:val="ListBullet"/>
-        <w:ind w:left="360"/>
-      </w:pPr>
-      <w:r>
-        <w:t>통합 연결된 팀 페이지에 Notion 발행 1건 성공</w:t>
-      </w:r>
-    </w:p>
     <w:sectPr>
       <w:pgSz w:w="12240" w:h="15840"/>
       <w:pgMar w:top="1440" w:right="1800" w:bottom="1440" w:left="1800" w:header="720" w:footer="720" w:gutter="0"/>
